--- a/public/materialy/1L/8/_ucitel/1. Kurz SQL v prohlížeči/Návod pro učitele - DB Browser.docx
+++ b/public/materialy/1L/8/_ucitel/1. Kurz SQL v prohlížeči/Návod pro učitele - DB Browser.docx
@@ -35,7 +35,7 @@
         <w:spacing w:after="100"/>
       </w:pPr>
       <w:r>
-        <w:t xml:space="preserve">Jak program ovládat a co v něm najdeš. Jak téma rozvrhnout do hodin, je v souboru Jak toto téma učit; řešení a postup každé úlohy v souboru Řešení a postup – DB Browser.</w:t>
+        <w:t xml:space="preserve">Jak program ovládat a co v něm najdeš. Jak téma rozvrhnout do hodin, je v souboru Jak toto téma učit; řešení a postup každé úlohy v souboru Řešení a postup – DB Browser.</w:t>
       </w:r>
     </w:p>
     <w:p>
@@ -56,7 +56,7 @@
         <w:spacing w:after="60"/>
       </w:pPr>
       <w:r>
-        <w:t xml:space="preserve">Napodobenina programu DB Browser for SQLite, ve které běží kurz SQL o 22 lekcích. Pod ní je skutečné SQLite, přímo v prohlížeči – nic se neinstaluje.</w:t>
+        <w:t xml:space="preserve">Napodobenina programu DB Browser for SQLite, ve které běží kurz SQL o 22 lekcích. Pod ní je skutečné SQLite, přímo v prohlížeči – nic se neinstaluje.</w:t>
       </w:r>
     </w:p>
     <w:p>
@@ -69,7 +69,7 @@
         <w:spacing w:after="60"/>
       </w:pPr>
       <w:r>
-        <w:t xml:space="preserve">Databáze i postup žáka zůstávají v prohlížeči počítače, na kterém pracuje. Na server nejde nic.</w:t>
+        <w:t xml:space="preserve">Databáze i postup žáka zůstávají v prohlížeči počítače, na kterém pracuje. Na server nejde nic.</w:t>
       </w:r>
     </w:p>
     <w:p>
@@ -82,7 +82,7 @@
         <w:spacing w:after="60"/>
       </w:pPr>
       <w:r>
-        <w:t xml:space="preserve">Na počítači s myší a obrazovkou aspoň 1024 px se otevře program. Na telefonu a tabletu webová podoba kurzu (lekce 1–13, jen česky). Postup se v obou sčítá.</w:t>
+        <w:t xml:space="preserve">Kurz běží jen na počítači s myší a obrazovkou aspoň 1024 px. Na telefonu ani na tabletu se nespouští – stránka tam ukáže jen popis a vysvětlení.</w:t>
       </w:r>
     </w:p>
     <w:p>
@@ -95,7 +95,7 @@
         <w:spacing w:after="60"/>
       </w:pPr>
       <w:r>
-        <w:t xml:space="preserve">Anglická verze: karelhlas.vercel.app/sql?z=en – program, lekce i hlášky anglicky, data zůstávají česká a panel ukazuje slovníček.</w:t>
+        <w:t xml:space="preserve">Anglická verze: karelhlas.vercel.app/sql?z=en – program, lekce i hlášky anglicky, data zůstávají česká a panel ukazuje slovníček.</w:t>
       </w:r>
     </w:p>
     <w:p>
@@ -108,7 +108,7 @@
         <w:spacing w:after="60"/>
       </w:pPr>
       <w:r>
-        <w:t xml:space="preserve">Odkaz do Teams posílej bez www, s www prohlížeč hlásí chybu certifikátu.</w:t>
+        <w:t xml:space="preserve">Odkaz do Teams posílej bez www, s www prohlížeč hlásí chybu certifikátu.</w:t>
       </w:r>
     </w:p>
     <w:p>
@@ -137,7 +137,7 @@
       </w:tblGrid>
       <w:tr>
         <w:trPr>
-          <w:cantSplit w:val="false"/>
+          <w:cantSplit w:val="off"/>
           <w:tblHeader/>
         </w:trPr>
         <w:tc>
@@ -188,15 +188,15 @@
                 <w:sz w:val="20"/>
                 <w:szCs w:val="20"/>
               </w:rPr>
-              <w:t xml:space="preserve">Co v ní je</w:t>
+              <w:t xml:space="preserve">Co v ní je</w:t>
             </w:r>
           </w:p>
         </w:tc>
       </w:tr>
       <w:tr>
         <w:trPr>
-          <w:cantSplit w:val="false"/>
-          <w:tblHeader w:val="false"/>
+          <w:cantSplit w:val="off"/>
+          <w:tblHeader w:val="off"/>
         </w:trPr>
         <w:tc>
           <w:tcPr>
@@ -244,15 +244,15 @@
                 <w:sz w:val="21"/>
                 <w:szCs w:val="21"/>
               </w:rPr>
-              <w:t xml:space="preserve">Název otevřené databáze a tlačítko Zpět na web. Když žák zapne Potřebuji pomoc, zčervená.</w:t>
+              <w:t xml:space="preserve">Název otevřené databáze a tlačítko Zpět na web. Když žák zapne Potřebuji pomoc, zčervená.</w:t>
             </w:r>
           </w:p>
         </w:tc>
       </w:tr>
       <w:tr>
         <w:trPr>
-          <w:cantSplit w:val="false"/>
-          <w:tblHeader w:val="false"/>
+          <w:cantSplit w:val="off"/>
+          <w:tblHeader w:val="off"/>
         </w:trPr>
         <w:tc>
           <w:tcPr>
@@ -307,8 +307,8 @@
       </w:tr>
       <w:tr>
         <w:trPr>
-          <w:cantSplit w:val="false"/>
-          <w:tblHeader w:val="false"/>
+          <w:cantSplit w:val="off"/>
+          <w:tblHeader w:val="off"/>
         </w:trPr>
         <w:tc>
           <w:tcPr>
@@ -331,7 +331,7 @@
                 <w:sz w:val="21"/>
                 <w:szCs w:val="21"/>
               </w:rPr>
-              <w:t xml:space="preserve">Lišta s tlačítky</w:t>
+              <w:t xml:space="preserve">Lišta s tlačítky</w:t>
             </w:r>
           </w:p>
         </w:tc>
@@ -363,8 +363,8 @@
       </w:tr>
       <w:tr>
         <w:trPr>
-          <w:cantSplit w:val="false"/>
-          <w:tblHeader w:val="false"/>
+          <w:cantSplit w:val="off"/>
+          <w:tblHeader w:val="off"/>
         </w:trPr>
         <w:tc>
           <w:tcPr>
@@ -412,15 +412,15 @@
                 <w:sz w:val="21"/>
                 <w:szCs w:val="21"/>
               </w:rPr>
-              <w:t xml:space="preserve">Struktura databáze (tabulky a sloupce), Prohlížet data (tabulka jako v Excelu, filtr, úprava buněk dvojklikem), Upravit pragma, Spustit SQL (editor, výsledek, zpráva).</w:t>
+              <w:t xml:space="preserve">Struktura databáze (tabulky a sloupce), Prohlížet data (tabulka jako v Excelu, filtr, úprava buněk dvojklikem), Upravit pragma, Spustit SQL (editor, výsledek, zpráva).</w:t>
             </w:r>
           </w:p>
         </w:tc>
       </w:tr>
       <w:tr>
         <w:trPr>
-          <w:cantSplit w:val="false"/>
-          <w:tblHeader w:val="false"/>
+          <w:cantSplit w:val="off"/>
+          <w:tblHeader w:val="off"/>
         </w:trPr>
         <w:tc>
           <w:tcPr>
@@ -468,15 +468,15 @@
                 <w:sz w:val="21"/>
                 <w:szCs w:val="21"/>
               </w:rPr>
-              <w:t xml:space="preserve">Kurz SQL (lekce a úkoly), Schéma DB, Log SQL (co program poslal databázi). Panel jde rozšířit tažením za jeho levý okraj.</w:t>
+              <w:t xml:space="preserve">Kurz SQL (lekce a úkoly), Schéma DB, Log SQL (co program poslal databázi). Panel jde rozšířit tažením za jeho levý okraj.</w:t>
             </w:r>
           </w:p>
         </w:tc>
       </w:tr>
       <w:tr>
         <w:trPr>
-          <w:cantSplit w:val="false"/>
-          <w:tblHeader w:val="false"/>
+          <w:cantSplit w:val="off"/>
+          <w:tblHeader w:val="off"/>
         </w:trPr>
         <w:tc>
           <w:tcPr>
@@ -553,7 +553,7 @@
         <w:spacing w:after="60"/>
       </w:pPr>
       <w:r>
-        <w:t xml:space="preserve">F5 nebo Ctrl+Enter spustí všechno v editoru (nebo označený kus). Shift+F5 spustí jen příkaz, ve kterém stojí kurzor.</w:t>
+        <w:t xml:space="preserve">F5 nebo Ctrl+Enter spustí všechno v editoru (nebo označený kus). Shift+F5 spustí jen příkaz, ve kterém stojí kurzor.</w:t>
       </w:r>
     </w:p>
     <w:p>
@@ -579,7 +579,7 @@
         <w:spacing w:after="60"/>
       </w:pPr>
       <w:r>
-        <w:t xml:space="preserve">Pod výsledkem je zpráva programu a pod ní vysvětlení „Po česku“. Když žák místo apostrofu napíše ´ nebo uvozovky z Wordu, vysvětlení to pozná a nabídne tlačítko Nahradit apostrofem.</w:t>
+        <w:t xml:space="preserve">Pod výsledkem je zpráva programu a pod ní vysvětlení „Po česku“. Když žák místo apostrofu napíše ´ nebo uvozovky z Wordu, vysvětlení to pozná a nabídne tlačítko Nahradit apostrofem.</w:t>
       </w:r>
     </w:p>
     <w:p>
@@ -621,7 +621,7 @@
       </w:tblGrid>
       <w:tr>
         <w:trPr>
-          <w:cantSplit w:val="false"/>
+          <w:cantSplit w:val="off"/>
           <w:tblHeader/>
         </w:trPr>
         <w:tc>
@@ -679,8 +679,8 @@
       </w:tr>
       <w:tr>
         <w:trPr>
-          <w:cantSplit w:val="false"/>
-          <w:tblHeader w:val="false"/>
+          <w:cantSplit w:val="off"/>
+          <w:tblHeader w:val="off"/>
         </w:trPr>
         <w:tc>
           <w:tcPr>
@@ -728,15 +728,15 @@
                 <w:sz w:val="21"/>
                 <w:szCs w:val="21"/>
               </w:rPr>
-              <w:t xml:space="preserve">Nová databáze, Otevřít databázi (Ctrl+O), Zavřít databázi, Zapsat změny (Ctrl+S), Vrátit změny, Nahrát databázi z počítače, Uložit kopii do počítače, Importovat tabulku z CSV, Importovat databázi ze SQL, Exportovat tabulku do CSV, Exportovat databázi do SQL, Konec</w:t>
+              <w:t xml:space="preserve">Nová databáze, Otevřít databázi (Ctrl+O), Zavřít databázi, Zapsat změny (Ctrl+S), Vrátit změny, Nahrát databázi z počítače, Uložit kopii do počítače, Importovat tabulku z CSV, Importovat databázi ze SQL, Exportovat tabulku do CSV, Exportovat databázi do SQL, Konec</w:t>
             </w:r>
           </w:p>
         </w:tc>
       </w:tr>
       <w:tr>
         <w:trPr>
-          <w:cantSplit w:val="false"/>
-          <w:tblHeader w:val="false"/>
+          <w:cantSplit w:val="off"/>
+          <w:tblHeader w:val="off"/>
         </w:trPr>
         <w:tc>
           <w:tcPr>
@@ -791,8 +791,8 @@
       </w:tr>
       <w:tr>
         <w:trPr>
-          <w:cantSplit w:val="false"/>
-          <w:tblHeader w:val="false"/>
+          <w:cantSplit w:val="off"/>
+          <w:tblHeader w:val="off"/>
         </w:trPr>
         <w:tc>
           <w:tcPr>
@@ -847,8 +847,8 @@
       </w:tr>
       <w:tr>
         <w:trPr>
-          <w:cantSplit w:val="false"/>
-          <w:tblHeader w:val="false"/>
+          <w:cantSplit w:val="off"/>
+          <w:tblHeader w:val="off"/>
         </w:trPr>
         <w:tc>
           <w:tcPr>
@@ -903,8 +903,8 @@
       </w:tr>
       <w:tr>
         <w:trPr>
-          <w:cantSplit w:val="false"/>
-          <w:tblHeader w:val="false"/>
+          <w:cantSplit w:val="off"/>
+          <w:tblHeader w:val="off"/>
         </w:trPr>
         <w:tc>
           <w:tcPr>
@@ -952,7 +952,7 @@
                 <w:sz w:val="21"/>
                 <w:szCs w:val="21"/>
               </w:rPr>
-              <w:t xml:space="preserve">Moje výsledky, Stáhnout knihovna.db do počítače, Obnovit původní knihovna.db, O kurzu a pro učitele, Přehled třídy, Vytvořit úlohu pro třídu, Režim předvádění, O programu, English version, Přepnout na webovou podobu kurzu, Zpět na web a úplně dole za čarou Nový žák (smaže postup)</w:t>
+              <w:t xml:space="preserve">Moje výsledky, Stáhnout knihovna.db do počítače, Obnovit původní knihovna.db, O kurzu a pro učitele, Přehled třídy, Vytvořit úlohu pro třídu, Režim předvádění, O programu, English version, Přepnout na webovou podobu kurzu, Zpět na web a úplně dole za čarou Nový žák (smaže postup)</w:t>
             </w:r>
           </w:p>
         </w:tc>
@@ -976,7 +976,7 @@
         <w:spacing w:after="100"/>
       </w:pPr>
       <w:r>
-        <w:t xml:space="preserve">Lekce 1–13 jsou první hodina (SQL), 14–19 druhá (práce v programu). Lekce 20 je detektivka pro rychlé, 21 a 22 procvičování na jiných datech, obě varianty postavené stejně – hodí se na písemku ve dvou skupinách.</w:t>
+        <w:t xml:space="preserve">Lekce 1–13 jsou první hodina (SQL), 14–19 druhá (práce v programu). Lekce 20 je detektivka pro rychlé, 21 a 22 procvičování na jiných datech, obě varianty postavené stejně – hodí se na písemku ve dvou skupinách.</w:t>
       </w:r>
     </w:p>
     <w:tbl>
@@ -999,7 +999,7 @@
       </w:tblGrid>
       <w:tr>
         <w:trPr>
-          <w:cantSplit w:val="false"/>
+          <w:cantSplit w:val="off"/>
           <w:tblHeader/>
         </w:trPr>
         <w:tc>
@@ -1109,8 +1109,8 @@
       </w:tr>
       <w:tr>
         <w:trPr>
-          <w:cantSplit w:val="false"/>
-          <w:tblHeader w:val="false"/>
+          <w:cantSplit w:val="off"/>
+          <w:tblHeader w:val="off"/>
         </w:trPr>
         <w:tc>
           <w:tcPr>
@@ -1158,7 +1158,7 @@
                 <w:sz w:val="21"/>
                 <w:szCs w:val="21"/>
               </w:rPr>
-              <w:t xml:space="preserve">Co je databáze a příkaz SELECT</w:t>
+              <w:t xml:space="preserve">Co je databáze a příkaz SELECT</w:t>
             </w:r>
           </w:p>
         </w:tc>
@@ -1215,8 +1215,8 @@
       </w:tr>
       <w:tr>
         <w:trPr>
-          <w:cantSplit w:val="false"/>
-          <w:tblHeader w:val="false"/>
+          <w:cantSplit w:val="off"/>
+          <w:tblHeader w:val="off"/>
         </w:trPr>
         <w:tc>
           <w:tcPr>
@@ -1321,8 +1321,8 @@
       </w:tr>
       <w:tr>
         <w:trPr>
-          <w:cantSplit w:val="false"/>
-          <w:tblHeader w:val="false"/>
+          <w:cantSplit w:val="off"/>
+          <w:tblHeader w:val="off"/>
         </w:trPr>
         <w:tc>
           <w:tcPr>
@@ -1427,8 +1427,8 @@
       </w:tr>
       <w:tr>
         <w:trPr>
-          <w:cantSplit w:val="false"/>
-          <w:tblHeader w:val="false"/>
+          <w:cantSplit w:val="off"/>
+          <w:tblHeader w:val="off"/>
         </w:trPr>
         <w:tc>
           <w:tcPr>
@@ -1533,8 +1533,8 @@
       </w:tr>
       <w:tr>
         <w:trPr>
-          <w:cantSplit w:val="false"/>
-          <w:tblHeader w:val="false"/>
+          <w:cantSplit w:val="off"/>
+          <w:tblHeader w:val="off"/>
         </w:trPr>
         <w:tc>
           <w:tcPr>
@@ -1639,8 +1639,8 @@
       </w:tr>
       <w:tr>
         <w:trPr>
-          <w:cantSplit w:val="false"/>
-          <w:tblHeader w:val="false"/>
+          <w:cantSplit w:val="off"/>
+          <w:tblHeader w:val="off"/>
         </w:trPr>
         <w:tc>
           <w:tcPr>
@@ -1745,8 +1745,8 @@
       </w:tr>
       <w:tr>
         <w:trPr>
-          <w:cantSplit w:val="false"/>
-          <w:tblHeader w:val="false"/>
+          <w:cantSplit w:val="off"/>
+          <w:tblHeader w:val="off"/>
         </w:trPr>
         <w:tc>
           <w:tcPr>
@@ -1851,8 +1851,8 @@
       </w:tr>
       <w:tr>
         <w:trPr>
-          <w:cantSplit w:val="false"/>
-          <w:tblHeader w:val="false"/>
+          <w:cantSplit w:val="off"/>
+          <w:tblHeader w:val="off"/>
         </w:trPr>
         <w:tc>
           <w:tcPr>
@@ -1957,8 +1957,8 @@
       </w:tr>
       <w:tr>
         <w:trPr>
-          <w:cantSplit w:val="false"/>
-          <w:tblHeader w:val="false"/>
+          <w:cantSplit w:val="off"/>
+          <w:tblHeader w:val="off"/>
         </w:trPr>
         <w:tc>
           <w:tcPr>
@@ -2063,8 +2063,8 @@
       </w:tr>
       <w:tr>
         <w:trPr>
-          <w:cantSplit w:val="false"/>
-          <w:tblHeader w:val="false"/>
+          <w:cantSplit w:val="off"/>
+          <w:tblHeader w:val="off"/>
         </w:trPr>
         <w:tc>
           <w:tcPr>
@@ -2169,8 +2169,8 @@
       </w:tr>
       <w:tr>
         <w:trPr>
-          <w:cantSplit w:val="false"/>
-          <w:tblHeader w:val="false"/>
+          <w:cantSplit w:val="off"/>
+          <w:tblHeader w:val="off"/>
         </w:trPr>
         <w:tc>
           <w:tcPr>
@@ -2275,8 +2275,8 @@
       </w:tr>
       <w:tr>
         <w:trPr>
-          <w:cantSplit w:val="false"/>
-          <w:tblHeader w:val="false"/>
+          <w:cantSplit w:val="off"/>
+          <w:tblHeader w:val="off"/>
         </w:trPr>
         <w:tc>
           <w:tcPr>
@@ -2381,8 +2381,8 @@
       </w:tr>
       <w:tr>
         <w:trPr>
-          <w:cantSplit w:val="false"/>
-          <w:tblHeader w:val="false"/>
+          <w:cantSplit w:val="off"/>
+          <w:tblHeader w:val="off"/>
         </w:trPr>
         <w:tc>
           <w:tcPr>
@@ -2487,8 +2487,8 @@
       </w:tr>
       <w:tr>
         <w:trPr>
-          <w:cantSplit w:val="false"/>
-          <w:tblHeader w:val="false"/>
+          <w:cantSplit w:val="off"/>
+          <w:tblHeader w:val="off"/>
         </w:trPr>
         <w:tc>
           <w:tcPr>
@@ -2536,7 +2536,7 @@
                 <w:sz w:val="21"/>
                 <w:szCs w:val="21"/>
               </w:rPr>
-              <w:t xml:space="preserve">Program DB Browser a Struktura databáze</w:t>
+              <w:t xml:space="preserve">Program DB Browser a Struktura databáze</w:t>
             </w:r>
           </w:p>
         </w:tc>
@@ -2593,8 +2593,8 @@
       </w:tr>
       <w:tr>
         <w:trPr>
-          <w:cantSplit w:val="false"/>
-          <w:tblHeader w:val="false"/>
+          <w:cantSplit w:val="off"/>
+          <w:tblHeader w:val="off"/>
         </w:trPr>
         <w:tc>
           <w:tcPr>
@@ -2642,7 +2642,7 @@
                 <w:sz w:val="21"/>
                 <w:szCs w:val="21"/>
               </w:rPr>
-              <w:t xml:space="preserve">Prohlížet data: tabulka jako v Excelu</w:t>
+              <w:t xml:space="preserve">Prohlížet data: tabulka jako v Excelu</w:t>
             </w:r>
           </w:p>
         </w:tc>
@@ -2699,8 +2699,8 @@
       </w:tr>
       <w:tr>
         <w:trPr>
-          <w:cantSplit w:val="false"/>
-          <w:tblHeader w:val="false"/>
+          <w:cantSplit w:val="off"/>
+          <w:tblHeader w:val="off"/>
         </w:trPr>
         <w:tc>
           <w:tcPr>
@@ -2805,8 +2805,8 @@
       </w:tr>
       <w:tr>
         <w:trPr>
-          <w:cantSplit w:val="false"/>
-          <w:tblHeader w:val="false"/>
+          <w:cantSplit w:val="off"/>
+          <w:tblHeader w:val="off"/>
         </w:trPr>
         <w:tc>
           <w:tcPr>
@@ -2911,8 +2911,8 @@
       </w:tr>
       <w:tr>
         <w:trPr>
-          <w:cantSplit w:val="false"/>
-          <w:tblHeader w:val="false"/>
+          <w:cantSplit w:val="off"/>
+          <w:tblHeader w:val="off"/>
         </w:trPr>
         <w:tc>
           <w:tcPr>
@@ -2960,7 +2960,7 @@
                 <w:sz w:val="21"/>
                 <w:szCs w:val="21"/>
               </w:rPr>
-              <w:t xml:space="preserve">Propoj svou tabulku s hotovou</w:t>
+              <w:t xml:space="preserve">Propoj svou tabulku s hotovou</w:t>
             </w:r>
           </w:p>
         </w:tc>
@@ -3017,8 +3017,8 @@
       </w:tr>
       <w:tr>
         <w:trPr>
-          <w:cantSplit w:val="false"/>
-          <w:tblHeader w:val="false"/>
+          <w:cantSplit w:val="off"/>
+          <w:tblHeader w:val="off"/>
         </w:trPr>
         <w:tc>
           <w:tcPr>
@@ -3123,8 +3123,8 @@
       </w:tr>
       <w:tr>
         <w:trPr>
-          <w:cantSplit w:val="false"/>
-          <w:tblHeader w:val="false"/>
+          <w:cantSplit w:val="off"/>
+          <w:tblHeader w:val="off"/>
         </w:trPr>
         <w:tc>
           <w:tcPr>
@@ -3229,8 +3229,8 @@
       </w:tr>
       <w:tr>
         <w:trPr>
-          <w:cantSplit w:val="false"/>
-          <w:tblHeader w:val="false"/>
+          <w:cantSplit w:val="off"/>
+          <w:tblHeader w:val="off"/>
         </w:trPr>
         <w:tc>
           <w:tcPr>
@@ -3335,8 +3335,8 @@
       </w:tr>
       <w:tr>
         <w:trPr>
-          <w:cantSplit w:val="false"/>
-          <w:tblHeader w:val="false"/>
+          <w:cantSplit w:val="off"/>
+          <w:tblHeader w:val="off"/>
         </w:trPr>
         <w:tc>
           <w:tcPr>
@@ -3450,7 +3450,7 @@
         <w:spacing w:after="100"/>
       </w:pPr>
       <w:r>
-        <w:t xml:space="preserve">Lekci žák vybírá v rozbalovacím seznamu nahoře v panelu nebo šipkami vedle něj. Lekce s vlastní databází (detektivka, procvičování) si ji při vstupu sama otevře, a když ještě není, založí ji.</w:t>
+        <w:t xml:space="preserve">Lekci žák vybírá v rozbalovacím seznamu nahoře v panelu nebo šipkami vedle něj. Lekce s vlastní databází (detektivka, procvičování) si ji při vstupu sama otevře, a když ještě není, založí ji.</w:t>
       </w:r>
     </w:p>
     <w:p>
@@ -3471,7 +3471,7 @@
         <w:spacing w:after="60"/>
       </w:pPr>
       <w:r>
-        <w:t xml:space="preserve">Tlačítko Zkontrolovat tu není. Úkol se odškrtne sám: po F5, když výsledek sedí, nebo když žák v programu udělá, co úkol chce (rozbalí tabulku, zapíše změny…). Pod aktuálním úkolem je napsané, na co program čeká.</w:t>
+        <w:t xml:space="preserve">Tlačítko Zkontrolovat tu není. Úkol se odškrtne sám: po F5, když výsledek sedí, nebo když žák v programu udělá, co úkol chce (rozbalí tabulku, zapíše změny…). Pod aktuálním úkolem je napsané, na co program čeká.</w:t>
       </w:r>
     </w:p>
     <w:p>
@@ -3484,7 +3484,7 @@
         <w:spacing w:after="60"/>
       </w:pPr>
       <w:r>
-        <w:t xml:space="preserve">Když výsledek nesedí, objeví se „Ještě ne:“ s tím, čím se liší (řádků je víc, sloupců méně…).</w:t>
+        <w:t xml:space="preserve">Když výsledek nesedí, objeví se „Ještě ne:“ s tím, čím se liší (řádků je víc, sloupců méně…).</w:t>
       </w:r>
     </w:p>
     <w:p>
@@ -3497,7 +3497,7 @@
         <w:spacing w:after="60"/>
       </w:pPr>
       <w:r>
-        <w:t xml:space="preserve">Lekce 1–13, detektivka a procvičování se kontrolují nad původními daty – nerozhodí je, co si žák v databázi změnil nebo smazal.</w:t>
+        <w:t xml:space="preserve">Lekce 1–13, detektivka a procvičování se kontrolují nad původními daty – nerozhodí je, co si žák v databázi změnil nebo smazal.</w:t>
       </w:r>
     </w:p>
     <w:p>
@@ -3510,7 +3510,7 @@
         <w:spacing w:after="60"/>
       </w:pPr>
       <w:r>
-        <w:t xml:space="preserve">Nápověda je u každého úkolu hned. Řešení SQL se nabídne až po prvním pokusu, u práce v programu rovnou. V procvičování A a B se řešení neukazuje nikdy.</w:t>
+        <w:t xml:space="preserve">Nápověda je u každého úkolu hned. Řešení SQL se nabídne až po prvním pokusu, u práce v programu rovnou. V procvičování A a B se řešení neukazuje nikdy.</w:t>
       </w:r>
     </w:p>
     <w:p>
@@ -3557,7 +3557,7 @@
         <w:spacing w:after="60"/>
       </w:pPr>
       <w:r>
-        <w:t xml:space="preserve">Nahoře v panelu je velký štítek „Lekce 6 · úkol 3/4“ – přečteš ho z uličky.</w:t>
+        <w:t xml:space="preserve">Nahoře v panelu je velký štítek „Lekce 6 · úkol 3/4“ – přečteš ho z uličky.</w:t>
       </w:r>
     </w:p>
     <w:p>
@@ -3570,7 +3570,7 @@
         <w:spacing w:after="60"/>
       </w:pPr>
       <w:r>
-        <w:t xml:space="preserve">Kdo uvízne, klikne vedle štítku na Potřebuji pomoc a horní lišta mu zčervená, dokud ji nevypne.</w:t>
+        <w:t xml:space="preserve">Kdo uvízne, klikne vedle štítku na Potřebuji pomoc a horní lišta mu zčervená, dokud ji nevypne.</w:t>
       </w:r>
     </w:p>
     <w:p>
@@ -3583,7 +3583,7 @@
         <w:spacing w:after="60"/>
       </w:pPr>
       <w:r>
-        <w:t xml:space="preserve">Při změně lekce program zakomentuje (--) v editoru příkazy, které měnily data, ať se v nové lekci nespustí znovu.</w:t>
+        <w:t xml:space="preserve">Při změně lekce program zakomentuje (--) v editoru příkazy, které měnily data, ať se v nové lekci nespustí znovu.</w:t>
       </w:r>
     </w:p>
     <w:p>
@@ -3596,7 +3596,7 @@
         <w:spacing w:after="60"/>
       </w:pPr>
       <w:r>
-        <w:t xml:space="preserve">Při přechodu z lekcí 1–13 do lekce 14+ program potichu zahodí nezapsané změny v knihovně. Zapsané změny nabídne vrátit do původního stavu.</w:t>
+        <w:t xml:space="preserve">Při přechodu z lekcí 1–13 do lekce 14+ program potichu zahodí nezapsané změny v knihovně. Zapsané změny nabídne vrátit do původního stavu.</w:t>
       </w:r>
     </w:p>
     <w:p>
@@ -3609,7 +3609,7 @@
         <w:spacing w:after="60"/>
       </w:pPr>
       <w:r>
-        <w:t xml:space="preserve">Když má žák kurz otevřený ve dvou kartách prohlížeče, starší karta se zastaví a řekne mu to – postup se tak nepřepíše.</w:t>
+        <w:t xml:space="preserve">Když má žák kurz otevřený ve dvou kartách prohlížeče, starší karta se zastaví a řekne mu to – postup se tak nepřepíše.</w:t>
       </w:r>
     </w:p>
     <w:p>
@@ -3617,7 +3617,7 @@
         <w:pStyle w:val="Heading1"/>
       </w:pPr>
       <w:r>
-        <w:t xml:space="preserve">Výsledky a kód postupu</w:t>
+        <w:t xml:space="preserve">Výsledky a kód postupu</w:t>
       </w:r>
     </w:p>
     <w:p>
@@ -3640,7 +3640,7 @@
         <w:t xml:space="preserve">1.	</w:t>
       </w:r>
       <w:r>
-        <w:t xml:space="preserve">Žák otevře Moje výsledky (tlačítko nahoře v panelu kurzu). Uvidí „Dotazy X/13 · Program X/6“, dlaždice lekcí (zelená = sám, šedá = viděl řešení) a u procvičování „12/16 (3 s řešením)“.</w:t>
+        <w:t xml:space="preserve">Žák otevře Moje výsledky (tlačítko nahoře v panelu kurzu). Uvidí „Dotazy X/13 · Program X/6“, dlaždice lekcí (zelená = sám, šedá = viděl řešení) a u procvičování „12/16 (3 s řešením)“.</w:t>
       </w:r>
     </w:p>
     <w:p>
@@ -3655,7 +3655,7 @@
         <w:t xml:space="preserve">2.	</w:t>
       </w:r>
       <w:r>
-        <w:t xml:space="preserve">Napíše jméno a klikne na Kopírovat. Do schránky jde „Jméno · Dotazy X/13 · Program X/6 · SQLKURZ1-…“ – vloží to do Teams. Když Teams nejde, vyfotí celé okno.</w:t>
+        <w:t xml:space="preserve">Napíše jméno a klikne na Kopírovat. Do schránky jde „Jméno · Dotazy X/13 · Program X/6 · SQLKURZ1-…“ – vloží to do Teams. Když Teams nejde, vyfotí celé okno.</w:t>
       </w:r>
     </w:p>
     <w:p>
@@ -3670,7 +3670,7 @@
         <w:t xml:space="preserve">3.	</w:t>
       </w:r>
       <w:r>
-        <w:t xml:space="preserve">Ty otevřeš Nápověda → Přehled třídy a vložíš kódy – klidně celé vlákno z Teams, kódy se v textu najdou samy.</w:t>
+        <w:t xml:space="preserve">Ty otevřeš Nápověda → Přehled třídy a vložíš kódy – klidně celé vlákno z Teams, kódy se v textu najdou samy.</w:t>
       </w:r>
     </w:p>
     <w:p>
@@ -3685,7 +3685,7 @@
         <w:t xml:space="preserve">4.	</w:t>
       </w:r>
       <w:r>
-        <w:t xml:space="preserve">Přehled sečte kódy téhož žáka (z domu i ze školy), ukáže tabulku, pod ní kolik žáků má kterou lekci, a červeně orámuje první lekci, kterou má méně než polovina třídy – „Příště začni lekcí N“ i se jmény, komu chybí. Tabulka jde stáhnout do Excelu (CSV).</w:t>
+        <w:t xml:space="preserve">Přehled sečte kódy téhož žáka (z domu i ze školy), ukáže tabulku, pod ní kolik žáků má kterou lekci, a červeně orámuje první lekci, kterou má méně než polovina třídy – „Příště začni lekcí N“ i se jmény, komu chybí. Tabulka jde stáhnout do Excelu (CSV).</w:t>
       </w:r>
     </w:p>
     <w:p>
@@ -3698,7 +3698,7 @@
         <w:spacing w:after="60"/>
       </w:pPr>
       <w:r>
-        <w:t xml:space="preserve">Na jiném počítači žák vloží svůj kód do Moje výsledky → Pokračovat z kódu a hotové lekce se mu odškrtnou. Rozpracované lekce kód nenese. Procvičování A a B se z kódu neobnovuje (slouží jako písemka).</w:t>
+        <w:t xml:space="preserve">Na jiném počítači žák vloží svůj kód do Moje výsledky → Pokračovat z kódu a hotové lekce se mu odškrtnou. Rozpracované lekce kód nenese. Procvičování A a B se z kódu neobnovuje (slouží jako písemka).</w:t>
       </w:r>
     </w:p>
     <w:p>
@@ -3711,7 +3711,7 @@
         <w:spacing w:after="60"/>
       </w:pPr>
       <w:r>
-        <w:t xml:space="preserve">Kód je shrnutí, ne důkaz: vzniká v prohlížeči žáka a dá se upravit. Důkazem práce je soubor z lekce 19 a otázka „Přečti nahlas, co tvůj dotaz dělá.“</w:t>
+        <w:t xml:space="preserve">Kód je shrnutí, ne důkaz: vzniká v prohlížeči žáka a dá se upravit. Důkazem práce je soubor z lekce 19 a otázka „Přečti nahlas, co tvůj dotaz dělá.“</w:t>
       </w:r>
     </w:p>
     <w:p>
@@ -3724,7 +3724,7 @@
         <w:spacing w:after="60"/>
       </w:pPr>
       <w:r>
-        <w:t xml:space="preserve">Když si na počítač sedne někdo jiný: v nové kartě se program zeptá „Kdo sedí u počítače?“ (s posledním časem práce a skóre). Pokud se na počítači dnes nepracovalo, žádné tlačítko není předvybrané. „Ne, jsem nový žák“ smaže postup předchozího.</w:t>
+        <w:t xml:space="preserve">Když si na počítač sedne někdo jiný: v nové kartě se program zeptá „Kdo sedí u počítače?“ (s posledním časem práce a skóre). Pokud se na počítači dnes nepracovalo, žádné tlačítko není předvybrané. „Ne, jsem nový žák“ smaže postup předchozího.</w:t>
       </w:r>
     </w:p>
     <w:p>
@@ -3745,7 +3745,7 @@
         <w:spacing w:after="60"/>
       </w:pPr>
       <w:r>
-        <w:t xml:space="preserve">Odkaz karelhlas.vercel.app/sql?pisemka=A (druhé skupině ?pisemka=B) otevře jen procvičování A nebo B, výběr lekcí je skrytý.</w:t>
+        <w:t xml:space="preserve">Odkaz karelhlas.vercel.app/sql?pisemka=A (druhé skupině ?pisemka=B) otevře jen procvičování A nebo B, výběr lekcí je skrytý.</w:t>
       </w:r>
     </w:p>
     <w:p>
@@ -3758,7 +3758,7 @@
         <w:spacing w:after="60"/>
       </w:pPr>
       <w:r>
-        <w:t xml:space="preserve">Žák u úlohy, která sedí, vidí fajfku. Nápověda, řešení, „Ještě ne“ ani vysvětlení chyb po česku se neukazují – výjimka je jen rada k ´ místo apostrofu (to je klávesnice, ne SQL).</w:t>
+        <w:t xml:space="preserve">Žák u úlohy, která sedí, vidí fajfku. Nápověda, řešení, „Ještě ne“ ani vysvětlení chyb po česku se neukazují – výjimka je jen rada k ´ místo apostrofu (to je klávesnice, ne SQL).</w:t>
       </w:r>
     </w:p>
     <w:p>
@@ -3771,7 +3771,7 @@
         <w:spacing w:after="60"/>
       </w:pPr>
       <w:r>
-        <w:t xml:space="preserve">Postup z kódu se v písemce nepřenáší. Písemka se ukládá zvlášť od kurzu i od druhé varianty.</w:t>
+        <w:t xml:space="preserve">Postup z kódu se v písemce nepřenáší. Písemka se ukládá zvlášť od kurzu i od druhé varianty.</w:t>
       </w:r>
     </w:p>
     <w:p>
@@ -3784,7 +3784,7 @@
         <w:spacing w:after="60"/>
       </w:pPr>
       <w:r>
-        <w:t xml:space="preserve">Na konci žák otevře Moje výsledky, napíše jméno a zkopíruje kód. V Přehledu třídy mají písemky vlastní tabulku (body a splněné úlohy).</w:t>
+        <w:t xml:space="preserve">Na konci žák otevře Moje výsledky, napíše jméno a zkopíruje kód. V Přehledu třídy mají písemky vlastní tabulku (body a splněné úlohy).</w:t>
       </w:r>
     </w:p>
     <w:p>
@@ -3797,7 +3797,7 @@
         <w:spacing w:after="60"/>
       </w:pPr>
       <w:r>
-        <w:t xml:space="preserve">Jen na počítači – na telefonu se místo písemky ukáže vysvětlení.</w:t>
+        <w:t xml:space="preserve">Jen na počítači – na telefonu a tabletu se místo písemky ukáže vysvětlení.</w:t>
       </w:r>
     </w:p>
     <w:p>
@@ -3810,7 +3810,7 @@
         <w:spacing w:after="60"/>
       </w:pPr>
       <w:r>
-        <w:t xml:space="preserve">Klíč k písemce je v souboru Řešení a postup – DB Browser (lekce 21 a 22).</w:t>
+        <w:t xml:space="preserve">Klíč k písemce je v souboru Řešení a postup – DB Browser (lekce 21 a 22).</w:t>
       </w:r>
     </w:p>
     <w:p>
@@ -3848,7 +3848,7 @@
         <w:t xml:space="preserve">2.	</w:t>
       </w:r>
       <w:r>
-        <w:t xml:space="preserve">Vyber databázi (knihovna, dílna, stavebniny nebo detektivka), napiš zadání, případně nápovědu, a správný SELECT.</w:t>
+        <w:t xml:space="preserve">Vyber databázi (knihovna, dílna, stavebniny nebo detektivka), napiš zadání, případně nápovědu, a správný SELECT.</w:t>
       </w:r>
     </w:p>
     <w:p>
@@ -3863,7 +3863,7 @@
         <w:t xml:space="preserve">3.	</w:t>
       </w:r>
       <w:r>
-        <w:t xml:space="preserve">Vyzkoušet dotaz – program ho pustí nad původními daty a ukáže, co musí vyjít i žákovi. Dotaz musí vracet aspoň jeden řádek.</w:t>
+        <w:t xml:space="preserve">Vyzkoušet dotaz – program ho pustí nad původními daty a ukáže, co musí vyjít i žákovi. Dotaz musí vracet aspoň jeden řádek.</w:t>
       </w:r>
     </w:p>
     <w:p>
@@ -3878,7 +3878,7 @@
         <w:t xml:space="preserve">4.	</w:t>
       </w:r>
       <w:r>
-        <w:t xml:space="preserve">Zkopíruj odkaz do Teams. Žákovi se po otevření objeví lekce „Úloha od učitele“ a kontroluje se sama; v Přehledu třídy ji uvidíš u těch, kdo ji splnili.</w:t>
+        <w:t xml:space="preserve">Zkopíruj odkaz do Teams. Žákovi se po otevření objeví lekce „Úloha od učitele“ a kontroluje se sama; v Přehledu třídy ji uvidíš u těch, kdo ji splnili.</w:t>
       </w:r>
     </w:p>
     <w:p>
@@ -3891,7 +3891,7 @@
         <w:spacing w:after="60"/>
       </w:pPr>
       <w:r>
-        <w:t xml:space="preserve">Když správný dotaz používá LIKE nebo LOWER s háčky a čárkami, program varuje: SQLite rozlišuje velká a malá písmena jen u písmen bez diakritiky.</w:t>
+        <w:t xml:space="preserve">Když správný dotaz používá LIKE nebo LOWER s háčky a čárkami, program varuje: SQLite rozlišuje velká a malá písmena jen u písmen bez diakritiky.</w:t>
       </w:r>
     </w:p>
     <w:p>
@@ -3904,7 +3904,7 @@
         <w:spacing w:after="60"/>
       </w:pPr>
       <w:r>
-        <w:t xml:space="preserve">Správný dotaz je v odkazu zakódovaný, ne zašifrovaný – na procvičení a domácí úkol ano, na test ne. Na test je písemka.</w:t>
+        <w:t xml:space="preserve">Správný dotaz je v odkazu zakódovaný, ne zašifrovaný – na procvičení a domácí úkol ano, na test ne. Na test je písemka.</w:t>
       </w:r>
     </w:p>
     <w:p>
@@ -3912,7 +3912,7 @@
         <w:pStyle w:val="Heading1"/>
       </w:pPr>
       <w:r>
-        <w:t xml:space="preserve">U projektoru: režim předvádění</w:t>
+        <w:t xml:space="preserve">U projektoru: režim předvádění</w:t>
       </w:r>
     </w:p>
     <w:p>
@@ -3925,7 +3925,7 @@
         <w:spacing w:after="60"/>
       </w:pPr>
       <w:r>
-        <w:t xml:space="preserve">Nápověda → Režim předvádění: program se zvětší, řešení jde ukázat hned bez pokusu a tvoje ukázka se ukládá zvlášť – nesmíchá se s postupem žáka, který u počítače sedí jindy.</w:t>
+        <w:t xml:space="preserve">Nápověda → Režim předvádění: program se zvětší, řešení jde ukázat hned bez pokusu a tvoje ukázka se ukládá zvlášť – nesmíchá se s postupem žáka, který u počítače sedí jindy.</w:t>
       </w:r>
     </w:p>
     <w:p>
@@ -3938,7 +3938,7 @@
         <w:spacing w:after="60"/>
       </w:pPr>
       <w:r>
-        <w:t xml:space="preserve">Nahoře svítí fialový pruh s tlačítkem Ukončit předvádění. Režim platí do zavření karty.</w:t>
+        <w:t xml:space="preserve">Nahoře svítí fialový pruh s tlačítkem Ukončit předvádění. Režim platí do zavření karty.</w:t>
       </w:r>
     </w:p>
     <w:p>
@@ -3959,7 +3959,7 @@
         <w:pStyle w:val="Heading1"/>
       </w:pPr>
       <w:r>
-        <w:t xml:space="preserve">Soubory a data</w:t>
+        <w:t xml:space="preserve">Soubory a data</w:t>
       </w:r>
     </w:p>
     <w:p>
@@ -3972,7 +3972,7 @@
         <w:spacing w:after="60"/>
       </w:pPr>
       <w:r>
-        <w:t xml:space="preserve">Databáze je soubor. Změny (INSERT, UPDATE, úprava buňky) jsou nejdřív jen v paměti programu – Zapsat změny (Ctrl+S) je uloží do souboru, Vrátit změny je zahodí. Zavření databáze s nezapsanými změnami se zeptá, jako skutečný program.</w:t>
+        <w:t xml:space="preserve">Databáze je soubor. Změny (INSERT, UPDATE, úprava buňky) jsou nejdřív jen v paměti programu – Zapsat změny (Ctrl+S) je uloží do souboru, Vrátit změny je zahodí. Zavření databáze s nezapsanými změnami se zeptá, jako skutečný program.</w:t>
       </w:r>
     </w:p>
     <w:p>
@@ -3985,7 +3985,7 @@
         <w:spacing w:after="60"/>
       </w:pPr>
       <w:r>
-        <w:t xml:space="preserve">Soubory žije v prohlížeči daného počítače, nejvýš 12 databází. Okno Otevřít databázi ukazuje, kolik místa zabírají; starou databázi smaže ikona koše.</w:t>
+        <w:t xml:space="preserve">Soubory žije v prohlížeči daného počítače, nejvýš 12 databází. Okno Otevřít databázi ukazuje, kolik místa zabírají; starou databázi smaže ikona koše.</w:t>
       </w:r>
     </w:p>
     <w:p>
@@ -3998,7 +3998,7 @@
         <w:spacing w:after="60"/>
       </w:pPr>
       <w:r>
-        <w:t xml:space="preserve">Nápověda → Obnovit původní knihovna.db vrátí knihovnu do stavu ze začátku kurzu (zmizí i tabulka hodnoceni). Procvičování a detektivka mají odkaz „Obnovit původní …“ přímo v lekci.</w:t>
+        <w:t xml:space="preserve">Nápověda → Obnovit původní knihovna.db vrátí knihovnu do stavu ze začátku kurzu (zmizí i tabulka hodnoceni). Procvičování a detektivka mají odkaz „Obnovit původní …“ přímo v lekci.</w:t>
       </w:r>
     </w:p>
     <w:p>
@@ -4011,7 +4011,7 @@
         <w:spacing w:after="60"/>
       </w:pPr>
       <w:r>
-        <w:t xml:space="preserve">Soubor → Nahrát databázi z počítače: soubor .db do 2 MB. Soubor jde do programu i přetáhnout myší.</w:t>
+        <w:t xml:space="preserve">Soubor → Nahrát databázi z počítače: soubor .db do 2 MB. Soubor jde do programu i přetáhnout myší.</w:t>
       </w:r>
     </w:p>
     <w:p>
@@ -4024,7 +4024,7 @@
         <w:spacing w:after="60"/>
       </w:pPr>
       <w:r>
-        <w:t xml:space="preserve">Soubor → Importovat tabulku z CSV: tabulka z Excelu (Uložit jako → CSV) do otevřené databáze. Český Excel se středníkem a kódováním Windows-1250 zvládne, názvy sloupců upraví bez háčků a mezer. Nejvýš 5 000 řádků.</w:t>
+        <w:t xml:space="preserve">Soubor → Importovat tabulku z CSV: tabulka z Excelu (Uložit jako → CSV) do otevřené databáze. Český Excel se středníkem a kódováním Windows-1250 zvládne, názvy sloupců upraví bez háčků a mezer. Nejvýš 5 000 řádků.</w:t>
       </w:r>
     </w:p>
     <w:p>
@@ -4050,7 +4050,7 @@
         <w:spacing w:after="60"/>
       </w:pPr>
       <w:r>
-        <w:t xml:space="preserve">Soubor → Exportovat tabulku do CSV (nebo tlačítko nad výsledkem dotazu): výchozí nastavení sedí na český Excel – středník, desetinná čárka, UTF-8 s BOM.</w:t>
+        <w:t xml:space="preserve">Soubor → Exportovat tabulku do CSV (nebo tlačítko nad výsledkem dotazu): výchozí nastavení sedí na český Excel – středník, desetinná čárka, UTF-8 s BOM.</w:t>
       </w:r>
     </w:p>
     <w:p>
@@ -4076,7 +4076,7 @@
         <w:spacing w:after="60"/>
       </w:pPr>
       <w:r>
-        <w:t xml:space="preserve">Nápověda → Nový žák smaže postup, rozepsaný dotaz i všechny databáze; zůstane jen původní knihovna.</w:t>
+        <w:t xml:space="preserve">Nápověda → Nový žák smaže postup, rozepsaný dotaz i všechny databáze; zůstane jen původní knihovna.</w:t>
       </w:r>
     </w:p>
     <w:p>
@@ -4105,7 +4105,7 @@
       </w:tblGrid>
       <w:tr>
         <w:trPr>
-          <w:cantSplit w:val="false"/>
+          <w:cantSplit w:val="off"/>
           <w:tblHeader/>
         </w:trPr>
         <w:tc>
@@ -4156,15 +4156,15 @@
                 <w:sz w:val="20"/>
                 <w:szCs w:val="20"/>
               </w:rPr>
-              <w:t xml:space="preserve">Co s tím</w:t>
+              <w:t xml:space="preserve">Co s tím</w:t>
             </w:r>
           </w:p>
         </w:tc>
       </w:tr>
       <w:tr>
         <w:trPr>
-          <w:cantSplit w:val="false"/>
-          <w:tblHeader w:val="false"/>
+          <w:cantSplit w:val="off"/>
+          <w:tblHeader w:val="off"/>
         </w:trPr>
         <w:tc>
           <w:tcPr>
@@ -4212,15 +4212,15 @@
                 <w:sz w:val="21"/>
                 <w:szCs w:val="21"/>
               </w:rPr>
-              <w:t xml:space="preserve">Plán B: pracovní list na papíře, nebo kurz v telefonu přes mobilní data (lekce 1–13).</w:t>
+              <w:t xml:space="preserve">Plán B: pracovní list na papíře.</w:t>
             </w:r>
           </w:p>
         </w:tc>
       </w:tr>
       <w:tr>
         <w:trPr>
-          <w:cantSplit w:val="false"/>
-          <w:tblHeader w:val="false"/>
+          <w:cantSplit w:val="off"/>
+          <w:tblHeader w:val="off"/>
         </w:trPr>
         <w:tc>
           <w:tcPr>
@@ -4243,7 +4243,7 @@
                 <w:sz w:val="21"/>
                 <w:szCs w:val="21"/>
               </w:rPr>
-              <w:t xml:space="preserve">„Kurz máš otevřený v jiné kartě“</w:t>
+              <w:t xml:space="preserve">„Kurz máš otevřený v jiné kartě“</w:t>
             </w:r>
           </w:p>
         </w:tc>
@@ -4268,15 +4268,15 @@
                 <w:sz w:val="21"/>
                 <w:szCs w:val="21"/>
               </w:rPr>
-              <w:t xml:space="preserve">Pracovat v novější kartě, starší zavřít. Tlačítko v hlášce kurz v téhle kartě načte znovu.</w:t>
+              <w:t xml:space="preserve">Pracovat v novější kartě, starší zavřít. Tlačítko v hlášce kurz v téhle kartě načte znovu.</w:t>
             </w:r>
           </w:p>
         </w:tc>
       </w:tr>
       <w:tr>
         <w:trPr>
-          <w:cantSplit w:val="false"/>
-          <w:tblHeader w:val="false"/>
+          <w:cantSplit w:val="off"/>
+          <w:tblHeader w:val="off"/>
         </w:trPr>
         <w:tc>
           <w:tcPr>
@@ -4324,15 +4324,15 @@
                 <w:sz w:val="21"/>
                 <w:szCs w:val="21"/>
               </w:rPr>
-              <w:t xml:space="preserve">Úložiště prohlížeče je plné nebo zakázané (anonymní okno). Program nabídne stažení souboru; staré databáze smazat v okně Otevřít databázi.</w:t>
+              <w:t xml:space="preserve">Úložiště prohlížeče je plné nebo zakázané (anonymní okno). Program nabídne stažení souboru; staré databáze smazat v okně Otevřít databázi.</w:t>
             </w:r>
           </w:p>
         </w:tc>
       </w:tr>
       <w:tr>
         <w:trPr>
-          <w:cantSplit w:val="false"/>
-          <w:tblHeader w:val="false"/>
+          <w:cantSplit w:val="off"/>
+          <w:tblHeader w:val="off"/>
         </w:trPr>
         <w:tc>
           <w:tcPr>
@@ -4355,7 +4355,7 @@
                 <w:sz w:val="21"/>
                 <w:szCs w:val="21"/>
               </w:rPr>
-              <w:t xml:space="preserve">„Knihovna není v původním stavu“</w:t>
+              <w:t xml:space="preserve">„Knihovna není v původním stavu“</w:t>
             </w:r>
           </w:p>
         </w:tc>
@@ -4380,15 +4380,15 @@
                 <w:sz w:val="21"/>
                 <w:szCs w:val="21"/>
               </w:rPr>
-              <w:t xml:space="preserve">Zbyla z minulé hodiny nebo po jiném žákovi, případně jsou v ní zapsané změny z lekcí 1–13. Obnovit – postup žáka zůstane.</w:t>
+              <w:t xml:space="preserve">Zbyla z minulé hodiny nebo po jiném žákovi, případně jsou v ní zapsané změny z lekcí 1–13. Obnovit – postup žáka zůstane.</w:t>
             </w:r>
           </w:p>
         </w:tc>
       </w:tr>
       <w:tr>
         <w:trPr>
-          <w:cantSplit w:val="false"/>
-          <w:tblHeader w:val="false"/>
+          <w:cantSplit w:val="off"/>
+          <w:tblHeader w:val="off"/>
         </w:trPr>
         <w:tc>
           <w:tcPr>
@@ -4411,7 +4411,7 @@
                 <w:sz w:val="21"/>
                 <w:szCs w:val="21"/>
               </w:rPr>
-              <w:t xml:space="preserve">V lekci 15 nejsou knihy po roce 1900.</w:t>
+              <w:t xml:space="preserve">V lekci 15 nejsou knihy po roce 1900.</w:t>
             </w:r>
           </w:p>
         </w:tc>
@@ -4436,15 +4436,15 @@
                 <w:sz w:val="21"/>
                 <w:szCs w:val="21"/>
               </w:rPr>
-              <w:t xml:space="preserve">Někdo je smazal a zapsal. Nápověda → Obnovit původní knihovna.db.</w:t>
+              <w:t xml:space="preserve">Někdo je smazal a zapsal. Nápověda → Obnovit původní knihovna.db.</w:t>
             </w:r>
           </w:p>
         </w:tc>
       </w:tr>
       <w:tr>
         <w:trPr>
-          <w:cantSplit w:val="false"/>
-          <w:tblHeader w:val="false"/>
+          <w:cantSplit w:val="off"/>
+          <w:tblHeader w:val="off"/>
         </w:trPr>
         <w:tc>
           <w:tcPr>
@@ -4467,7 +4467,7 @@
                 <w:sz w:val="21"/>
                 <w:szCs w:val="21"/>
               </w:rPr>
-              <w:t xml:space="preserve">V lekci 18 chybí tabulka hodnoceni.</w:t>
+              <w:t xml:space="preserve">V lekci 18 chybí tabulka hodnoceni.</w:t>
             </w:r>
           </w:p>
         </w:tc>
@@ -4499,8 +4499,8 @@
       </w:tr>
       <w:tr>
         <w:trPr>
-          <w:cantSplit w:val="false"/>
-          <w:tblHeader w:val="false"/>
+          <w:cantSplit w:val="off"/>
+          <w:tblHeader w:val="off"/>
         </w:trPr>
         <w:tc>
           <w:tcPr>
@@ -4523,7 +4523,7 @@
                 <w:sz w:val="21"/>
                 <w:szCs w:val="21"/>
               </w:rPr>
-              <w:t xml:space="preserve">V lekci 11 chyba UNIQUE.</w:t>
+              <w:t xml:space="preserve">V lekci 11 chyba UNIQUE.</w:t>
             </w:r>
           </w:p>
         </w:tc>
@@ -4548,15 +4548,15 @@
                 <w:sz w:val="21"/>
                 <w:szCs w:val="21"/>
               </w:rPr>
-              <w:t xml:space="preserve">Kniha s id 11 tam je z minulého pokusu. Vrátit změny a spustit opravený příkaz znovu.</w:t>
+              <w:t xml:space="preserve">Kniha s id 11 tam je z minulého pokusu. Vrátit změny a spustit opravený příkaz znovu.</w:t>
             </w:r>
           </w:p>
         </w:tc>
       </w:tr>
       <w:tr>
         <w:trPr>
-          <w:cantSplit w:val="false"/>
-          <w:tblHeader w:val="false"/>
+          <w:cantSplit w:val="off"/>
+          <w:tblHeader w:val="off"/>
         </w:trPr>
         <w:tc>
           <w:tcPr>
@@ -4579,7 +4579,7 @@
                 <w:sz w:val="21"/>
                 <w:szCs w:val="21"/>
               </w:rPr>
-              <w:t xml:space="preserve">„already exists“ v lekci 17</w:t>
+              <w:t xml:space="preserve">„already exists“ v lekci 17</w:t>
             </w:r>
           </w:p>
         </w:tc>
@@ -4604,15 +4604,15 @@
                 <w:sz w:val="21"/>
                 <w:szCs w:val="21"/>
               </w:rPr>
-              <w:t xml:space="preserve">CREATE TABLE podruhé. CREATE z editoru smazat, nebo spustit jen INSERT přes Shift+F5.</w:t>
+              <w:t xml:space="preserve">CREATE TABLE podruhé. CREATE z editoru smazat, nebo spustit jen INSERT přes Shift+F5.</w:t>
             </w:r>
           </w:p>
         </w:tc>
       </w:tr>
       <w:tr>
         <w:trPr>
-          <w:cantSplit w:val="false"/>
-          <w:tblHeader w:val="false"/>
+          <w:cantSplit w:val="off"/>
+          <w:tblHeader w:val="off"/>
         </w:trPr>
         <w:tc>
           <w:tcPr>
@@ -4635,7 +4635,7 @@
                 <w:sz w:val="21"/>
                 <w:szCs w:val="21"/>
               </w:rPr>
-              <w:t xml:space="preserve">„no such column“ u textu</w:t>
+              <w:t xml:space="preserve">„no such column“ u textu</w:t>
             </w:r>
           </w:p>
         </w:tc>
@@ -4660,15 +4660,15 @@
                 <w:sz w:val="21"/>
                 <w:szCs w:val="21"/>
               </w:rPr>
-              <w:t xml:space="preserve">Chybí apostrofy kolem textu, nebo je místo nich ´ či uvozovky z Wordu – program nabídne Nahradit apostrofem.</w:t>
+              <w:t xml:space="preserve">Chybí apostrofy kolem textu, nebo je místo nich ´ či uvozovky z Wordu – program nabídne Nahradit apostrofem.</w:t>
             </w:r>
           </w:p>
         </w:tc>
       </w:tr>
       <w:tr>
         <w:trPr>
-          <w:cantSplit w:val="false"/>
-          <w:tblHeader w:val="false"/>
+          <w:cantSplit w:val="off"/>
+          <w:tblHeader w:val="off"/>
         </w:trPr>
         <w:tc>
           <w:tcPr>
@@ -4723,8 +4723,8 @@
       </w:tr>
       <w:tr>
         <w:trPr>
-          <w:cantSplit w:val="false"/>
-          <w:tblHeader w:val="false"/>
+          <w:cantSplit w:val="off"/>
+          <w:tblHeader w:val="off"/>
         </w:trPr>
         <w:tc>
           <w:tcPr>
@@ -4772,7 +4772,7 @@
                 <w:sz w:val="21"/>
                 <w:szCs w:val="21"/>
               </w:rPr>
-              <w:t xml:space="preserve">F5 v editoru program chytá sám; F5 v adresním řádku nebo zavření karty ne. Nezapsané změny se pak ztratí – proto Zapsat změny.</w:t>
+              <w:t xml:space="preserve">F5 v editoru program chytá sám; F5 v adresním řádku nebo zavření karty ne. Nezapsané změny se pak ztratí – proto Zapsat změny.</w:t>
             </w:r>
           </w:p>
         </w:tc>
@@ -4809,7 +4809,7 @@
       </w:tblGrid>
       <w:tr>
         <w:trPr>
-          <w:cantSplit w:val="false"/>
+          <w:cantSplit w:val="off"/>
           <w:tblHeader/>
         </w:trPr>
         <w:tc>
@@ -4867,8 +4867,8 @@
       </w:tr>
       <w:tr>
         <w:trPr>
-          <w:cantSplit w:val="false"/>
-          <w:tblHeader w:val="false"/>
+          <w:cantSplit w:val="off"/>
+          <w:tblHeader w:val="off"/>
         </w:trPr>
         <w:tc>
           <w:tcPr>
@@ -4916,15 +4916,15 @@
                 <w:sz w:val="21"/>
                 <w:szCs w:val="21"/>
               </w:rPr>
-              <w:t xml:space="preserve">Spustí SQL v editoru (na kartě Prohlížet data F5 obnoví data).</w:t>
+              <w:t xml:space="preserve">Spustí SQL v editoru (na kartě Prohlížet data F5 obnoví data).</w:t>
             </w:r>
           </w:p>
         </w:tc>
       </w:tr>
       <w:tr>
         <w:trPr>
-          <w:cantSplit w:val="false"/>
-          <w:tblHeader w:val="false"/>
+          <w:cantSplit w:val="off"/>
+          <w:tblHeader w:val="off"/>
         </w:trPr>
         <w:tc>
           <w:tcPr>
@@ -4979,8 +4979,8 @@
       </w:tr>
       <w:tr>
         <w:trPr>
-          <w:cantSplit w:val="false"/>
-          <w:tblHeader w:val="false"/>
+          <w:cantSplit w:val="off"/>
+          <w:tblHeader w:val="off"/>
         </w:trPr>
         <w:tc>
           <w:tcPr>
@@ -5035,8 +5035,8 @@
       </w:tr>
       <w:tr>
         <w:trPr>
-          <w:cantSplit w:val="false"/>
-          <w:tblHeader w:val="false"/>
+          <w:cantSplit w:val="off"/>
+          <w:tblHeader w:val="off"/>
         </w:trPr>
         <w:tc>
           <w:tcPr>
@@ -5091,8 +5091,8 @@
       </w:tr>
       <w:tr>
         <w:trPr>
-          <w:cantSplit w:val="false"/>
-          <w:tblHeader w:val="false"/>
+          <w:cantSplit w:val="off"/>
+          <w:tblHeader w:val="off"/>
         </w:trPr>
         <w:tc>
           <w:tcPr>
@@ -5147,8 +5147,8 @@
       </w:tr>
       <w:tr>
         <w:trPr>
-          <w:cantSplit w:val="false"/>
-          <w:tblHeader w:val="false"/>
+          <w:cantSplit w:val="off"/>
+          <w:tblHeader w:val="off"/>
         </w:trPr>
         <w:tc>
           <w:tcPr>
@@ -5220,7 +5220,7 @@
         <w:spacing w:after="100"/>
       </w:pPr>
       <w:r>
-        <w:t xml:space="preserve">Na jednom počítači v učebně pod žákovským účtem a na počítači u projektoru:</w:t>
+        <w:t xml:space="preserve">Na jednom počítači v učebně pod žákovským účtem a na počítači u projektoru:</w:t>
       </w:r>
     </w:p>
     <w:p>
@@ -5235,7 +5235,7 @@
         <w:t xml:space="preserve">1.	</w:t>
       </w:r>
       <w:r>
-        <w:t xml:space="preserve">Otevři karelhlas.vercel.app/sql a spusť dotaz v lekci 1. SQL engine se stahuje z tohoto webu, záložně z cdn.jsdelivr.net.</w:t>
+        <w:t xml:space="preserve">Otevři karelhlas.vercel.app/sql a spusť dotaz v lekci 1. SQL engine se stahuje z tohoto webu, záložně z cdn.jsdelivr.net.</w:t>
       </w:r>
     </w:p>
     <w:p>
@@ -5250,7 +5250,7 @@
         <w:t xml:space="preserve">2.	</w:t>
       </w:r>
       <w:r>
-        <w:t xml:space="preserve">Splň úkol a přihlas se na jiném počítači v učebně. Když tam postup není, žáci si na konci hodiny zkopírují kód postupu do Teams a příště ho vloží v Moje výsledky → Pokračovat z kódu.</w:t>
+        <w:t xml:space="preserve">Splň úkol a přihlas se na jiném počítači v učebně. Když tam postup není, žáci si na konci hodiny zkopírují kód postupu do Teams a příště ho vloží v Moje výsledky → Pokračovat z kódu.</w:t>
       </w:r>
     </w:p>
     <w:p>
@@ -5265,7 +5265,7 @@
         <w:t xml:space="preserve">3.	</w:t>
       </w:r>
       <w:r>
-        <w:t xml:space="preserve">Na školní klávesnici napiš ' * ; &lt; &gt; = a zjisti, kde je apostrof – ukaž to žákům. Znaky jdou i naklikat nad editorem.</w:t>
+        <w:t xml:space="preserve">Na školní klávesnici napiš ' * ; &lt; &gt; = a zjisti, kde je apostrof – ukaž to žákům. Znaky jdou i naklikat nad editorem.</w:t>
       </w:r>
     </w:p>
     <w:p>
@@ -5280,7 +5280,7 @@
         <w:t xml:space="preserve">4.	</w:t>
       </w:r>
       <w:r>
-        <w:t xml:space="preserve">Vyzkoušej F5 v editoru (spustí dotaz, stránka se nenačte znovu), Ctrl+S a dvojklik do buňky na kartě Prohlížet data.</w:t>
+        <w:t xml:space="preserve">Vyzkoušej F5 v editoru (spustí dotaz, stránka se nenačte znovu), Ctrl+S a dvojklik do buňky na kartě Prohlížet data.</w:t>
       </w:r>
     </w:p>
     <w:p>
@@ -5295,11 +5295,11 @@
         <w:t xml:space="preserve">5.	</w:t>
       </w:r>
       <w:r>
-        <w:t xml:space="preserve">Zapni Režim předvádění a zkus, jestli je písmo čitelné ze zadní lavice.</w:t>
+        <w:t xml:space="preserve">Zapni Režim předvádění a zkus, jestli je písmo čitelné ze zadní lavice.</w:t>
       </w:r>
     </w:p>
     <w:sectPr>
-      <w:footerReference w:type="default" r:id="rId7"/>
+      <w:footerReference w:type="default" r:id="rId6"/>
       <w:pgSz w:w="11906" w:h="16838" w:orient="portrait"/>
       <w:pgMar w:top="1134" w:right="1134" w:bottom="1134" w:left="1134" w:header="708" w:footer="708" w:gutter="0"/>
       <w:pgNumType/>
@@ -5307,10 +5307,6 @@
     </w:sectPr>
   </w:body>
 </w:document>
-</file>
-
-<file path=word/comments.xml><?xml version="1.0" encoding="utf-8"?>
-<w:comments xmlns:cx="http://schemas.microsoft.com/office/drawing/2014/chartex" xmlns:cx1="http://schemas.microsoft.com/office/drawing/2015/9/8/chartex" xmlns:cx2="http://schemas.microsoft.com/office/drawing/2015/10/21/chartex" xmlns:cx3="http://schemas.microsoft.com/office/drawing/2016/5/9/chartex" xmlns:cx4="http://schemas.microsoft.com/office/drawing/2016/5/10/chartex" xmlns:cx5="http://schemas.microsoft.com/office/drawing/2016/5/11/chartex" xmlns:cx6="http://schemas.microsoft.com/office/drawing/2016/5/12/chartex" xmlns:cx7="http://schemas.microsoft.com/office/drawing/2016/5/13/chartex" xmlns:cx8="http://schemas.microsoft.com/office/drawing/2016/5/14/chartex" xmlns:mc="http://schemas.openxmlformats.org/markup-compatibility/2006" xmlns:aink="http://schemas.microsoft.com/office/drawing/2016/ink" xmlns:am3d="http://schemas.microsoft.com/office/drawing/2017/model3d" xmlns:o="urn:schemas-microsoft-com:office:office" xmlns:r="http://schemas.openxmlformats.org/officeDocument/2006/relationships" xmlns:m="http://schemas.openxmlformats.org/officeDocument/2006/math" xmlns:v="urn:schemas-microsoft-com:vml" xmlns:wp14="http://schemas.microsoft.com/office/word/2010/wordprocessingDrawing" xmlns:wp="http://schemas.openxmlformats.org/drawingml/2006/wordprocessingDrawing" xmlns:w10="urn:schemas-microsoft-com:office:word" xmlns:w="http://schemas.openxmlformats.org/wordprocessingml/2006/main" xmlns:w14="http://schemas.microsoft.com/office/word/2010/wordml" xmlns:w15="http://schemas.microsoft.com/office/word/2012/wordml" xmlns:w16cex="http://schemas.microsoft.com/office/word/2018/wordml/cex" xmlns:w16cid="http://schemas.microsoft.com/office/word/2016/wordml/cid" xmlns:w16="http://schemas.microsoft.com/office/word/2018/wordml" xmlns:w16sdtdh="http://schemas.microsoft.com/office/word/2020/wordml/sdtdatahash" xmlns:w16se="http://schemas.microsoft.com/office/word/2015/wordml/symex" xmlns:wpg="http://schemas.microsoft.com/office/word/2010/wordprocessingGroup" xmlns:wpi="http://schemas.microsoft.com/office/word/2010/wordprocessingInk" xmlns:wne="http://schemas.microsoft.com/office/word/2006/wordml" xmlns:wps="http://schemas.microsoft.com/office/word/2010/wordprocessingShape"/>
 </file>
 
 <file path=word/endnotes.xml><?xml version="1.0" encoding="utf-8"?>
@@ -5420,7 +5416,7 @@
 <w:numbering xmlns:wpc="http://schemas.microsoft.com/office/word/2010/wordprocessingCanvas" xmlns:mc="http://schemas.openxmlformats.org/markup-compatibility/2006" xmlns:o="urn:schemas-microsoft-com:office:office" xmlns:r="http://schemas.openxmlformats.org/officeDocument/2006/relationships" xmlns:m="http://schemas.openxmlformats.org/officeDocument/2006/math" xmlns:v="urn:schemas-microsoft-com:vml" xmlns:wp14="http://schemas.microsoft.com/office/word/2010/wordprocessingDrawing" xmlns:wp="http://schemas.openxmlformats.org/drawingml/2006/wordprocessingDrawing" xmlns:w10="urn:schemas-microsoft-com:office:word" xmlns:w="http://schemas.openxmlformats.org/wordprocessingml/2006/main" xmlns:w14="http://schemas.microsoft.com/office/word/2010/wordml" xmlns:w15="http://schemas.microsoft.com/office/word/2012/wordml" xmlns:wpg="http://schemas.microsoft.com/office/word/2010/wordprocessingGroup" xmlns:wpi="http://schemas.microsoft.com/office/word/2010/wordprocessingInk" xmlns:wne="http://schemas.microsoft.com/office/word/2006/wordml" xmlns:wps="http://schemas.microsoft.com/office/word/2010/wordprocessingShape" mc:Ignorable="w14 w15 wp14">
   <w:abstractNum w:abstractNumId="1" w15:restartNumberingAfterBreak="0">
     <w:multiLevelType w:val="hybridMultilevel"/>
-    <w:lvl w:ilvl="0" w15:tentative="1">
+    <w:lvl w:ilvl="0" w:tentative="1">
       <w:start w:val="1"/>
       <w:numFmt w:val="bullet"/>
       <w:lvlText w:val="●"/>
@@ -5429,7 +5425,7 @@
         <w:ind w:left="720" w:hanging="360"/>
       </w:pPr>
     </w:lvl>
-    <w:lvl w:ilvl="1" w15:tentative="1">
+    <w:lvl w:ilvl="1" w:tentative="1">
       <w:start w:val="1"/>
       <w:numFmt w:val="bullet"/>
       <w:lvlText w:val="○"/>
@@ -5438,7 +5434,7 @@
         <w:ind w:left="1440" w:hanging="360"/>
       </w:pPr>
     </w:lvl>
-    <w:lvl w:ilvl="2" w15:tentative="1">
+    <w:lvl w:ilvl="2" w:tentative="1">
       <w:start w:val="1"/>
       <w:numFmt w:val="bullet"/>
       <w:lvlText w:val="■"/>
@@ -5447,7 +5443,7 @@
         <w:ind w:left="2160" w:hanging="360"/>
       </w:pPr>
     </w:lvl>
-    <w:lvl w:ilvl="3" w15:tentative="1">
+    <w:lvl w:ilvl="3" w:tentative="1">
       <w:start w:val="1"/>
       <w:numFmt w:val="bullet"/>
       <w:lvlText w:val="●"/>
@@ -5456,7 +5452,7 @@
         <w:ind w:left="2880" w:hanging="360"/>
       </w:pPr>
     </w:lvl>
-    <w:lvl w:ilvl="4" w15:tentative="1">
+    <w:lvl w:ilvl="4" w:tentative="1">
       <w:start w:val="1"/>
       <w:numFmt w:val="bullet"/>
       <w:lvlText w:val="○"/>
@@ -5465,7 +5461,7 @@
         <w:ind w:left="3600" w:hanging="360"/>
       </w:pPr>
     </w:lvl>
-    <w:lvl w:ilvl="5" w15:tentative="1">
+    <w:lvl w:ilvl="5" w:tentative="1">
       <w:start w:val="1"/>
       <w:numFmt w:val="bullet"/>
       <w:lvlText w:val="■"/>
@@ -5474,7 +5470,7 @@
         <w:ind w:left="4320" w:hanging="360"/>
       </w:pPr>
     </w:lvl>
-    <w:lvl w:ilvl="6" w15:tentative="1">
+    <w:lvl w:ilvl="6" w:tentative="1">
       <w:start w:val="1"/>
       <w:numFmt w:val="bullet"/>
       <w:lvlText w:val="●"/>
@@ -5483,7 +5479,7 @@
         <w:ind w:left="5040" w:hanging="360"/>
       </w:pPr>
     </w:lvl>
-    <w:lvl w:ilvl="7" w15:tentative="1">
+    <w:lvl w:ilvl="7" w:tentative="1">
       <w:start w:val="1"/>
       <w:numFmt w:val="bullet"/>
       <w:lvlText w:val="●"/>
@@ -5492,7 +5488,7 @@
         <w:ind w:left="5760" w:hanging="360"/>
       </w:pPr>
     </w:lvl>
-    <w:lvl w:ilvl="8" w15:tentative="1">
+    <w:lvl w:ilvl="8" w:tentative="1">
       <w:start w:val="1"/>
       <w:numFmt w:val="bullet"/>
       <w:lvlText w:val="●"/>
@@ -5504,7 +5500,7 @@
   </w:abstractNum>
   <w:abstractNum w:abstractNumId="2" w15:restartNumberingAfterBreak="0">
     <w:multiLevelType w:val="hybridMultilevel"/>
-    <w:lvl w:ilvl="0" w15:tentative="1">
+    <w:lvl w:ilvl="0" w:tentative="1">
       <w:start w:val="1"/>
       <w:numFmt w:val="bullet"/>
       <w:lvlText w:val="•"/>
@@ -5516,7 +5512,7 @@
   </w:abstractNum>
   <w:abstractNum w:abstractNumId="3" w15:restartNumberingAfterBreak="0">
     <w:multiLevelType w:val="hybridMultilevel"/>
-    <w:lvl w:ilvl="0" w15:tentative="1">
+    <w:lvl w:ilvl="0" w:tentative="1">
       <w:start w:val="1"/>
       <w:numFmt w:val="decimal"/>
       <w:lvlText w:val="%1."/>
@@ -5553,6 +5549,10 @@
     </w:rPrDefault>
     <w:pPrDefault/>
   </w:docDefaults>
+  <w:style w:type="paragraph" w:styleId="Normal" w:default="1">
+    <w:name w:val="Normal"/>
+    <w:qFormat/>
+  </w:style>
   <w:style w:type="paragraph" w:styleId="Title">
     <w:name w:val="Title"/>
     <w:basedOn w:val="Normal"/>
@@ -5561,39 +5561,6 @@
     <w:rPr>
       <w:sz w:val="56"/>
       <w:szCs w:val="56"/>
-    </w:rPr>
-  </w:style>
-  <w:style w:type="paragraph" w:styleId="Heading1">
-    <w:name w:val="Heading 1"/>
-    <w:basedOn w:val="Normal"/>
-    <w:next w:val="Normal"/>
-    <w:qFormat/>
-    <w:rPr>
-      <w:color w:val="2E74B5"/>
-      <w:sz w:val="32"/>
-      <w:szCs w:val="32"/>
-    </w:rPr>
-  </w:style>
-  <w:style w:type="paragraph" w:styleId="Heading2">
-    <w:name w:val="Heading 2"/>
-    <w:basedOn w:val="Normal"/>
-    <w:next w:val="Normal"/>
-    <w:qFormat/>
-    <w:rPr>
-      <w:color w:val="2E74B5"/>
-      <w:sz w:val="26"/>
-      <w:szCs w:val="26"/>
-    </w:rPr>
-  </w:style>
-  <w:style w:type="paragraph" w:styleId="Heading3">
-    <w:name w:val="Heading 3"/>
-    <w:basedOn w:val="Normal"/>
-    <w:next w:val="Normal"/>
-    <w:qFormat/>
-    <w:rPr>
-      <w:color w:val="1F4D78"/>
-      <w:sz w:val="24"/>
-      <w:szCs w:val="24"/>
     </w:rPr>
   </w:style>
   <w:style w:type="paragraph" w:styleId="Heading4">
@@ -5779,4 +5746,294 @@
     </w:rPr>
   </w:style>
 </w:styles>
+</file>
+
+<file path=word/theme/theme1.xml><?xml version="1.0" encoding="utf-8"?>
+<a:theme xmlns:a="http://schemas.openxmlformats.org/drawingml/2006/main" name="Office Theme">
+  <a:themeElements>
+    <a:clrScheme name="Office">
+      <a:dk1>
+        <a:sysClr val="windowText" lastClr="000000"/>
+      </a:dk1>
+      <a:lt1>
+        <a:sysClr val="window" lastClr="FFFFFF"/>
+      </a:lt1>
+      <a:dk2>
+        <a:srgbClr val="44546A"/>
+      </a:dk2>
+      <a:lt2>
+        <a:srgbClr val="E7E6E6"/>
+      </a:lt2>
+      <a:accent1>
+        <a:srgbClr val="4472C4"/>
+      </a:accent1>
+      <a:accent2>
+        <a:srgbClr val="ED7D31"/>
+      </a:accent2>
+      <a:accent3>
+        <a:srgbClr val="A5A5A5"/>
+      </a:accent3>
+      <a:accent4>
+        <a:srgbClr val="FFC000"/>
+      </a:accent4>
+      <a:accent5>
+        <a:srgbClr val="5B9BD5"/>
+      </a:accent5>
+      <a:accent6>
+        <a:srgbClr val="70AD47"/>
+      </a:accent6>
+      <a:hlink>
+        <a:srgbClr val="0563C1"/>
+      </a:hlink>
+      <a:folHlink>
+        <a:srgbClr val="954F72"/>
+      </a:folHlink>
+    </a:clrScheme>
+    <a:fontScheme name="Office">
+      <a:majorFont>
+        <a:latin typeface="Calibri Light" panose="020F0302020204030204"/>
+        <a:ea typeface=""/>
+        <a:cs typeface=""/>
+        <a:font script="Jpan" typeface="游ゴシック Light"/>
+        <a:font script="Hang" typeface="맑은 고딕"/>
+        <a:font script="Hans" typeface="等线 Light"/>
+        <a:font script="Hant" typeface="新細明體"/>
+        <a:font script="Arab" typeface="Times New Roman"/>
+        <a:font script="Hebr" typeface="Times New Roman"/>
+        <a:font script="Thai" typeface="Angsana New"/>
+        <a:font script="Ethi" typeface="Nyala"/>
+        <a:font script="Beng" typeface="Vrinda"/>
+        <a:font script="Gujr" typeface="Shruti"/>
+        <a:font script="Khmr" typeface="MoolBoran"/>
+        <a:font script="Knda" typeface="Tunga"/>
+        <a:font script="Guru" typeface="Raavi"/>
+        <a:font script="Cans" typeface="Euphemia"/>
+        <a:font script="Cher" typeface="Plantagenet Cherokee"/>
+        <a:font script="Yiii" typeface="Microsoft Yi Baiti"/>
+        <a:font script="Tibt" typeface="Microsoft Himalaya"/>
+        <a:font script="Thaa" typeface="MV Boli"/>
+        <a:font script="Deva" typeface="Mangal"/>
+        <a:font script="Telu" typeface="Gautami"/>
+        <a:font script="Taml" typeface="Latha"/>
+        <a:font script="Syrc" typeface="Estrangelo Edessa"/>
+        <a:font script="Orya" typeface="Kalinga"/>
+        <a:font script="Mlym" typeface="Kartika"/>
+        <a:font script="Laoo" typeface="DokChampa"/>
+        <a:font script="Sinh" typeface="Iskoola Pota"/>
+        <a:font script="Mong" typeface="Mongolian Baiti"/>
+        <a:font script="Viet" typeface="Times New Roman"/>
+        <a:font script="Uigh" typeface="Microsoft Uighur"/>
+        <a:font script="Geor" typeface="Sylfaen"/>
+        <a:font script="Armn" typeface="Arial"/>
+        <a:font script="Bugi" typeface="Leelawadee UI"/>
+        <a:font script="Bopo" typeface="Microsoft JhengHei"/>
+        <a:font script="Java" typeface="Javanese Text"/>
+        <a:font script="Lisu" typeface="Segoe UI"/>
+        <a:font script="Mymr" typeface="Myanmar Text"/>
+        <a:font script="Nkoo" typeface="Ebrima"/>
+        <a:font script="Olck" typeface="Nirmala UI"/>
+        <a:font script="Osma" typeface="Ebrima"/>
+        <a:font script="Phag" typeface="Phagspa"/>
+        <a:font script="Syrn" typeface="Estrangelo Edessa"/>
+        <a:font script="Syrj" typeface="Estrangelo Edessa"/>
+        <a:font script="Syre" typeface="Estrangelo Edessa"/>
+        <a:font script="Sora" typeface="Nirmala UI"/>
+        <a:font script="Tale" typeface="Microsoft Tai Le"/>
+        <a:font script="Talu" typeface="Microsoft New Tai Lue"/>
+        <a:font script="Tfng" typeface="Ebrima"/>
+      </a:majorFont>
+      <a:minorFont>
+        <a:latin typeface="Calibri" panose="020F0502020204030204"/>
+        <a:ea typeface=""/>
+        <a:cs typeface=""/>
+        <a:font script="Jpan" typeface="游明朝"/>
+        <a:font script="Hang" typeface="맑은 고딕"/>
+        <a:font script="Hans" typeface="等线"/>
+        <a:font script="Hant" typeface="新細明體"/>
+        <a:font script="Arab" typeface="Arial"/>
+        <a:font script="Hebr" typeface="Arial"/>
+        <a:font script="Thai" typeface="Cordia New"/>
+        <a:font script="Ethi" typeface="Nyala"/>
+        <a:font script="Beng" typeface="Vrinda"/>
+        <a:font script="Gujr" typeface="Shruti"/>
+        <a:font script="Khmr" typeface="DaunPenh"/>
+        <a:font script="Knda" typeface="Tunga"/>
+        <a:font script="Guru" typeface="Raavi"/>
+        <a:font script="Cans" typeface="Euphemia"/>
+        <a:font script="Cher" typeface="Plantagenet Cherokee"/>
+        <a:font script="Yiii" typeface="Microsoft Yi Baiti"/>
+        <a:font script="Tibt" typeface="Microsoft Himalaya"/>
+        <a:font script="Thaa" typeface="MV Boli"/>
+        <a:font script="Deva" typeface="Mangal"/>
+        <a:font script="Telu" typeface="Gautami"/>
+        <a:font script="Taml" typeface="Latha"/>
+        <a:font script="Syrc" typeface="Estrangelo Edessa"/>
+        <a:font script="Orya" typeface="Kalinga"/>
+        <a:font script="Mlym" typeface="Kartika"/>
+        <a:font script="Laoo" typeface="DokChampa"/>
+        <a:font script="Sinh" typeface="Iskoola Pota"/>
+        <a:font script="Mong" typeface="Mongolian Baiti"/>
+        <a:font script="Viet" typeface="Arial"/>
+        <a:font script="Uigh" typeface="Microsoft Uighur"/>
+        <a:font script="Geor" typeface="Sylfaen"/>
+        <a:font script="Armn" typeface="Arial"/>
+        <a:font script="Bugi" typeface="Leelawadee UI"/>
+        <a:font script="Bopo" typeface="Microsoft JhengHei"/>
+        <a:font script="Java" typeface="Javanese Text"/>
+        <a:font script="Lisu" typeface="Segoe UI"/>
+        <a:font script="Mymr" typeface="Myanmar Text"/>
+        <a:font script="Nkoo" typeface="Ebrima"/>
+        <a:font script="Olck" typeface="Nirmala UI"/>
+        <a:font script="Osma" typeface="Ebrima"/>
+        <a:font script="Phag" typeface="Phagspa"/>
+        <a:font script="Syrn" typeface="Estrangelo Edessa"/>
+        <a:font script="Syrj" typeface="Estrangelo Edessa"/>
+        <a:font script="Syre" typeface="Estrangelo Edessa"/>
+        <a:font script="Sora" typeface="Nirmala UI"/>
+        <a:font script="Tale" typeface="Microsoft Tai Le"/>
+        <a:font script="Talu" typeface="Microsoft New Tai Lue"/>
+        <a:font script="Tfng" typeface="Ebrima"/>
+      </a:minorFont>
+    </a:fontScheme>
+    <a:fmtScheme name="Office">
+      <a:fillStyleLst>
+        <a:solidFill>
+          <a:schemeClr val="phClr"/>
+        </a:solidFill>
+        <a:gradFill rotWithShape="true">
+          <a:gsLst>
+            <a:gs pos="0">
+              <a:schemeClr val="phClr">
+                <a:lumMod val="110000"/>
+                <a:satMod val="105000"/>
+                <a:tint val="67000"/>
+              </a:schemeClr>
+            </a:gs>
+            <a:gs pos="50000">
+              <a:schemeClr val="phClr">
+                <a:lumMod val="105000"/>
+                <a:satMod val="103000"/>
+                <a:tint val="73000"/>
+              </a:schemeClr>
+            </a:gs>
+            <a:gs pos="100000">
+              <a:schemeClr val="phClr">
+                <a:lumMod val="105000"/>
+                <a:satMod val="109000"/>
+                <a:tint val="81000"/>
+              </a:schemeClr>
+            </a:gs>
+          </a:gsLst>
+          <a:lin ang="5400000" scaled="false"/>
+        </a:gradFill>
+        <a:gradFill rotWithShape="true">
+          <a:gsLst>
+            <a:gs pos="0">
+              <a:schemeClr val="phClr">
+                <a:satMod val="103000"/>
+                <a:lumMod val="102000"/>
+                <a:tint val="94000"/>
+              </a:schemeClr>
+            </a:gs>
+            <a:gs pos="50000">
+              <a:schemeClr val="phClr">
+                <a:satMod val="110000"/>
+                <a:lumMod val="100000"/>
+                <a:shade val="100000"/>
+              </a:schemeClr>
+            </a:gs>
+            <a:gs pos="100000">
+              <a:schemeClr val="phClr">
+                <a:lumMod val="99000"/>
+                <a:satMod val="120000"/>
+                <a:shade val="78000"/>
+              </a:schemeClr>
+            </a:gs>
+          </a:gsLst>
+          <a:lin ang="5400000" scaled="false"/>
+        </a:gradFill>
+      </a:fillStyleLst>
+      <a:lnStyleLst>
+        <a:ln w="6350" cap="flat" cmpd="sng" algn="ctr">
+          <a:solidFill>
+            <a:schemeClr val="phClr"/>
+          </a:solidFill>
+          <a:prstDash val="solid"/>
+          <a:miter lim="800000"/>
+        </a:ln>
+        <a:ln w="12700" cap="flat" cmpd="sng" algn="ctr">
+          <a:solidFill>
+            <a:schemeClr val="phClr"/>
+          </a:solidFill>
+          <a:prstDash val="solid"/>
+          <a:miter lim="800000"/>
+        </a:ln>
+        <a:ln w="19050" cap="flat" cmpd="sng" algn="ctr">
+          <a:solidFill>
+            <a:schemeClr val="phClr"/>
+          </a:solidFill>
+          <a:prstDash val="solid"/>
+          <a:miter lim="800000"/>
+        </a:ln>
+      </a:lnStyleLst>
+      <a:effectStyleLst>
+        <a:effectStyle>
+          <a:effectLst/>
+        </a:effectStyle>
+        <a:effectStyle>
+          <a:effectLst/>
+        </a:effectStyle>
+        <a:effectStyle>
+          <a:effectLst>
+            <a:outerShdw blurRad="57150" dist="19050" dir="5400000" algn="ctr" rotWithShape="false">
+              <a:srgbClr val="000000">
+                <a:alpha val="63000"/>
+              </a:srgbClr>
+            </a:outerShdw>
+          </a:effectLst>
+        </a:effectStyle>
+      </a:effectStyleLst>
+      <a:bgFillStyleLst>
+        <a:solidFill>
+          <a:schemeClr val="phClr"/>
+        </a:solidFill>
+        <a:solidFill>
+          <a:schemeClr val="phClr">
+            <a:tint val="95000"/>
+            <a:satMod val="170000"/>
+          </a:schemeClr>
+        </a:solidFill>
+        <a:gradFill rotWithShape="true">
+          <a:gsLst>
+            <a:gs pos="0">
+              <a:schemeClr val="phClr">
+                <a:tint val="93000"/>
+                <a:satMod val="150000"/>
+                <a:shade val="98000"/>
+                <a:lumMod val="102000"/>
+              </a:schemeClr>
+            </a:gs>
+            <a:gs pos="50000">
+              <a:schemeClr val="phClr">
+                <a:tint val="98000"/>
+                <a:satMod val="130000"/>
+                <a:shade val="90000"/>
+                <a:lumMod val="103000"/>
+              </a:schemeClr>
+            </a:gs>
+            <a:gs pos="100000">
+              <a:schemeClr val="phClr">
+                <a:shade val="63000"/>
+                <a:satMod val="120000"/>
+              </a:schemeClr>
+            </a:gs>
+          </a:gsLst>
+          <a:lin ang="5400000" scaled="false"/>
+        </a:gradFill>
+      </a:bgFillStyleLst>
+    </a:fmtScheme>
+  </a:themeElements>
+  <a:objectDefaults/>
+  <a:extraClrSchemeLst/>
+</a:theme>
 </file>